--- a/documents/FORMATO DE PRODUCTO_NORMA 220501096 _ Manga Arias - Breyner De Jesus.docx
+++ b/documents/FORMATO DE PRODUCTO_NORMA 220501096 _ Manga Arias - Breyner De Jesus.docx
@@ -108,8 +108,22 @@
             <w:vAlign w:val="center"/>
           </w:tcPr>
           <w:p>
-            <w:r>
-              <w:t>NOMBRES Y APELLIDOS DEL CANDIDATO: Breyner De Jesus Manga Arias</w:t>
+            <w:r/>
+            <w:r>
+              <w:rPr>
+                <w:rFonts w:ascii="Arial" w:hAnsi="Arial"/>
+                <w:b/>
+                <w:sz w:val="20"/>
+              </w:rPr>
+              <w:t xml:space="preserve">NOMBRES Y APELLIDOS DEL CANDIDATO: </w:t>
+            </w:r>
+            <w:r>
+              <w:rPr>
+                <w:rFonts w:ascii="Arial" w:hAnsi="Arial"/>
+                <w:b/>
+                <w:sz w:val="20"/>
+              </w:rPr>
+              <w:t>Breyner De Jesus Manga Arias</w:t>
             </w:r>
           </w:p>
         </w:tc>
@@ -124,8 +138,22 @@
             <w:vAlign w:val="center"/>
           </w:tcPr>
           <w:p>
-            <w:r>
-              <w:t>DOCUMENTO: 1043668249</w:t>
+            <w:r/>
+            <w:r>
+              <w:rPr>
+                <w:rFonts w:ascii="Arial" w:hAnsi="Arial"/>
+                <w:b/>
+                <w:sz w:val="20"/>
+              </w:rPr>
+              <w:t xml:space="preserve">DOCUMENTO: </w:t>
+            </w:r>
+            <w:r>
+              <w:rPr>
+                <w:rFonts w:ascii="Arial" w:hAnsi="Arial"/>
+                <w:b w:val="0"/>
+                <w:sz w:val="20"/>
+              </w:rPr>
+              <w:t>1043668249</w:t>
             </w:r>
           </w:p>
         </w:tc>
@@ -230,8 +258,22 @@
             <w:vAlign w:val="center"/>
           </w:tcPr>
           <w:p>
-            <w:r>
-              <w:t>FECHA DE ENTREGA: 6 de septiembre de 2026</w:t>
+            <w:r/>
+            <w:r>
+              <w:rPr>
+                <w:rFonts w:ascii="Arial" w:hAnsi="Arial"/>
+                <w:b/>
+                <w:sz w:val="20"/>
+              </w:rPr>
+              <w:t xml:space="preserve">FECHA DE ENTREGA: </w:t>
+            </w:r>
+            <w:r>
+              <w:rPr>
+                <w:rFonts w:ascii="Arial" w:hAnsi="Arial"/>
+                <w:b w:val="0"/>
+                <w:sz w:val="20"/>
+              </w:rPr>
+              <w:t>6 de septiembre de 2026</w:t>
             </w:r>
           </w:p>
         </w:tc>
@@ -397,6 +439,7 @@
             </w:pPr>
             <w:r>
               <w:rPr>
+                <w:rFonts w:ascii="Arial" w:hAnsi="Arial"/>
                 <w:b/>
                 <w:color w:val="8C4614"/>
                 <w:sz w:val="20"/>
@@ -546,6 +589,7 @@
             </w:pPr>
             <w:r>
               <w:rPr>
+                <w:rFonts w:ascii="Arial" w:hAnsi="Arial"/>
                 <w:b/>
                 <w:color w:val="8C4614"/>
                 <w:sz w:val="20"/>
@@ -559,6 +603,7 @@
             </w:pPr>
             <w:r>
               <w:rPr>
+                <w:rFonts w:ascii="Arial" w:hAnsi="Arial"/>
                 <w:sz w:val="18"/>
               </w:rPr>
               <w:t>•  backend/app/api/v1/endpoints: Capa de controladores REST y sockets en tiempo real.</w:t>
@@ -570,6 +615,7 @@
             </w:pPr>
             <w:r>
               <w:rPr>
+                <w:rFonts w:ascii="Arial" w:hAnsi="Arial"/>
                 <w:sz w:val="18"/>
               </w:rPr>
               <w:t>•  backend/app/core: Seguridad perimetral (Rate Limiting SlowAPI, JWT Bearer y Guardrails semánticos NFKD).</w:t>
@@ -581,6 +627,7 @@
             </w:pPr>
             <w:r>
               <w:rPr>
+                <w:rFonts w:ascii="Arial" w:hAnsi="Arial"/>
                 <w:sz w:val="18"/>
               </w:rPr>
               <w:t>•  backend/app/data: Almacén físico de los documentos institucionales oficiales (.pdf, .docx).</w:t>
@@ -592,6 +639,7 @@
             </w:pPr>
             <w:r>
               <w:rPr>
+                <w:rFonts w:ascii="Arial" w:hAnsi="Arial"/>
                 <w:sz w:val="18"/>
               </w:rPr>
               <w:t>•  backend/app/db: Modelos ORM declarativos SQLAlchemy, transacciones atómicas de repositorio, ChromaDB y ResponseCache.</w:t>
@@ -603,6 +651,7 @@
             </w:pPr>
             <w:r>
               <w:rPr>
+                <w:rFonts w:ascii="Arial" w:hAnsi="Arial"/>
                 <w:sz w:val="18"/>
               </w:rPr>
               <w:t>•  backend/app/services: Lógica de negocio desacoplada (RAG, WebSockets, Ingesta, Métricas, Auto-limpieza).</w:t>
@@ -614,6 +663,7 @@
             </w:pPr>
             <w:r>
               <w:rPr>
+                <w:rFonts w:ascii="Arial" w:hAnsi="Arial"/>
                 <w:sz w:val="18"/>
               </w:rPr>
               <w:t>•  backend/tests: Suite de 47 pruebas automatizadas que certifican la no-regresión de todo el sistema.</w:t>
@@ -625,6 +675,7 @@
             </w:pPr>
             <w:r>
               <w:rPr>
+                <w:rFonts w:ascii="Arial" w:hAnsi="Arial"/>
                 <w:sz w:val="18"/>
               </w:rPr>
               <w:t>•  frontend/src/components: Componentes visuales modulares de React 18 para el portal público y la consola de asesores.</w:t>
@@ -636,9 +687,10 @@
             </w:pPr>
             <w:r>
               <w:rPr>
-                <w:sz w:val="18"/>
-              </w:rPr>
-              <w:t>•  n8n/: Flujos de integración externa con Telegram y tareas programadas de supervisión.</w:t>
+                <w:rFonts w:ascii="Arial" w:hAnsi="Arial"/>
+                <w:sz w:val="18"/>
+              </w:rPr>
+              <w:t>•  n8n: Flujos automatizados para alertas de Telegram, captura de leads, monitoreo de SLA y reporte ejecutivo diario.</w:t>
             </w:r>
           </w:p>
         </w:tc>
@@ -718,6 +770,7 @@
             </w:pPr>
             <w:r>
               <w:rPr>
+                <w:rFonts w:ascii="Arial" w:hAnsi="Arial"/>
                 <w:b/>
                 <w:color w:val="8C4614"/>
                 <w:sz w:val="20"/>
@@ -731,28 +784,31 @@
             </w:pPr>
             <w:r>
               <w:rPr>
-                <w:sz w:val="18"/>
-              </w:rPr>
-              <w:t>•  1. Recepción y Seguridad: El usuario envía su mensaje. Pasa por el limitador de tasa SlowAPI y por la validación NFKD anti-inyección.</w:t>
-            </w:r>
-          </w:p>
-          <w:p>
-            <w:pPr>
-              <w:spacing w:before="30" w:after="30"/>
-            </w:pPr>
-            <w:r>
-              <w:rPr>
-                <w:sz w:val="18"/>
-              </w:rPr>
-              <w:t>•  2. Persistencia y Caché: Se registra el mensaje en la tabla 'messages'. Si la consulta existe en ResponseCache con TTL &lt; 1h, se retorna en &lt;50ms con 0 tokens consumidos.</w:t>
-            </w:r>
-          </w:p>
-          <w:p>
-            <w:pPr>
-              <w:spacing w:before="30" w:after="30"/>
-            </w:pPr>
-            <w:r>
-              <w:rPr>
+                <w:rFonts w:ascii="Arial" w:hAnsi="Arial"/>
+                <w:sz w:val="18"/>
+              </w:rPr>
+              <w:t>•  1. Recepción y Filtro: El usuario envía mensaje; el middleware valida Rate Limit (SlowAPI) y Guardrails semánticos (normalización NFKD contra inyecciones).</w:t>
+            </w:r>
+          </w:p>
+          <w:p>
+            <w:pPr>
+              <w:spacing w:before="30" w:after="30"/>
+            </w:pPr>
+            <w:r>
+              <w:rPr>
+                <w:rFonts w:ascii="Arial" w:hAnsi="Arial"/>
+                <w:sz w:val="18"/>
+              </w:rPr>
+              <w:t>•  2. Consulta de Caché: Se comprueba ResponseCache (TTL 1 hora). Si existe, la respuesta se entrega en &lt;50ms sin consumir cuota de tokens.</w:t>
+            </w:r>
+          </w:p>
+          <w:p>
+            <w:pPr>
+              <w:spacing w:before="30" w:after="30"/>
+            </w:pPr>
+            <w:r>
+              <w:rPr>
+                <w:rFonts w:ascii="Arial" w:hAnsi="Arial"/>
                 <w:sz w:val="18"/>
               </w:rPr>
               <w:t>•  3. Búsqueda Vectorial RAG: Ante un fallo de caché, se consultan los 3 fragmentos más afines en ChromaDB.</w:t>
@@ -764,6 +820,7 @@
             </w:pPr>
             <w:r>
               <w:rPr>
+                <w:rFonts w:ascii="Arial" w:hAnsi="Arial"/>
                 <w:sz w:val="18"/>
               </w:rPr>
               <w:t>•  4. Inferencia con Groq LPU: Se ensambla el prompt contextualizado y Groq responde en ~500ms.</w:t>
@@ -775,31 +832,34 @@
             </w:pPr>
             <w:r>
               <w:rPr>
-                <w:sz w:val="18"/>
-              </w:rPr>
-              <w:t>•  5. Detección de Escalamiento: Si el usuario pide un humano, el ticket transiciona a 'pendiente'. Se emite webhook a n8n/Telegram y se notifica a los asesores web por WebSocket.</w:t>
-            </w:r>
-          </w:p>
-          <w:p>
-            <w:pPr>
-              <w:spacing w:before="30" w:after="30"/>
-            </w:pPr>
-            <w:r>
-              <w:rPr>
-                <w:sz w:val="18"/>
-              </w:rPr>
-              <w:t>•  6. Handoff y Chat en Vivo: El asesor ejecuta [Tomar caso] (cambio atómico a 'en_atencion') y chatea en tiempo real con el estudiante.</w:t>
-            </w:r>
-          </w:p>
-          <w:p>
-            <w:pPr>
-              <w:spacing w:before="30" w:after="30"/>
-            </w:pPr>
-            <w:r>
-              <w:rPr>
-                <w:sz w:val="18"/>
-              </w:rPr>
-              <w:t>•  7. Resolución y Purga: El asesor marca el caso 'resuelto' y CleanupService purga la conversación tras 30 minutos.</w:t>
+                <w:rFonts w:ascii="Arial" w:hAnsi="Arial"/>
+                <w:sz w:val="18"/>
+              </w:rPr>
+              <w:t>•  5. Detección de Escalamiento: Si el usuario pide un humano, el ticket transiciona a pendiente. Se emite webhook a n8n/Telegram y se notifica a los asesores web por WebSocket.</w:t>
+            </w:r>
+          </w:p>
+          <w:p>
+            <w:pPr>
+              <w:spacing w:before="30" w:after="30"/>
+            </w:pPr>
+            <w:r>
+              <w:rPr>
+                <w:rFonts w:ascii="Arial" w:hAnsi="Arial"/>
+                <w:sz w:val="18"/>
+              </w:rPr>
+              <w:t>•  6. Handoff y Chat en Vivo: El asesor ejecuta [Tomar caso] (cambio atómico a en_atencion) y chatea en tiempo real con el estudiante.</w:t>
+            </w:r>
+          </w:p>
+          <w:p>
+            <w:pPr>
+              <w:spacing w:before="30" w:after="30"/>
+            </w:pPr>
+            <w:r>
+              <w:rPr>
+                <w:rFonts w:ascii="Arial" w:hAnsi="Arial"/>
+                <w:sz w:val="18"/>
+              </w:rPr>
+              <w:t>•  7. Resolución y Purga: El asesor marca el caso resuelto y CleanupService purga la conversación tras 30 minutos.</w:t>
             </w:r>
           </w:p>
         </w:tc>
@@ -879,6 +939,7 @@
             </w:pPr>
             <w:r>
               <w:rPr>
+                <w:rFonts w:ascii="Arial" w:hAnsi="Arial"/>
                 <w:b/>
                 <w:color w:val="8C4614"/>
                 <w:sz w:val="20"/>
@@ -927,6 +988,7 @@
             </w:pPr>
             <w:r>
               <w:rPr>
+                <w:rFonts w:ascii="Arial" w:hAnsi="Arial"/>
                 <w:b/>
                 <w:color w:val="8C4614"/>
                 <w:sz w:val="20"/>
@@ -1048,6 +1110,7 @@
             </w:pPr>
             <w:r>
               <w:rPr>
+                <w:rFonts w:ascii="Arial" w:hAnsi="Arial"/>
                 <w:b/>
                 <w:color w:val="8C4614"/>
                 <w:sz w:val="20"/>
@@ -1061,6 +1124,7 @@
             </w:pPr>
             <w:r>
               <w:rPr>
+                <w:rFonts w:ascii="Arial" w:hAnsi="Arial"/>
                 <w:sz w:val="18"/>
               </w:rPr>
               <w:t>•  Python 3.12: Entorno de ejecución principal de alto rendimiento.</w:t>
@@ -1072,6 +1136,7 @@
             </w:pPr>
             <w:r>
               <w:rPr>
+                <w:rFonts w:ascii="Arial" w:hAnsi="Arial"/>
                 <w:sz w:val="18"/>
               </w:rPr>
               <w:t>•  FastAPI (0.110.0) &amp; Uvicorn (0.28.0): Framework asíncrono y servidor ASGI.</w:t>
@@ -1083,6 +1148,7 @@
             </w:pPr>
             <w:r>
               <w:rPr>
+                <w:rFonts w:ascii="Arial" w:hAnsi="Arial"/>
                 <w:sz w:val="18"/>
               </w:rPr>
               <w:t>•  SQLAlchemy (2.0.28): ORM relacional compatible con SQLite y PostgreSQL.</w:t>
@@ -1094,6 +1160,7 @@
             </w:pPr>
             <w:r>
               <w:rPr>
+                <w:rFonts w:ascii="Arial" w:hAnsi="Arial"/>
                 <w:sz w:val="18"/>
               </w:rPr>
               <w:t>•  Groq Cloud SDK (0.4.2): Inferencia ultrarrápida de modelos de lenguaje con LPUs.</w:t>
@@ -1105,6 +1172,7 @@
             </w:pPr>
             <w:r>
               <w:rPr>
+                <w:rFonts w:ascii="Arial" w:hAnsi="Arial"/>
                 <w:sz w:val="18"/>
               </w:rPr>
               <w:t>•  ChromaDB (0.4.24): Base de datos vectorial persistente para indexación RAG.</w:t>
@@ -1116,6 +1184,7 @@
             </w:pPr>
             <w:r>
               <w:rPr>
+                <w:rFonts w:ascii="Arial" w:hAnsi="Arial"/>
                 <w:sz w:val="18"/>
               </w:rPr>
               <w:t>•  pypdf (4.0.0) &amp; python-docx (1.1.0): Procesadores de documentos curriculares.</w:t>
@@ -1127,6 +1196,7 @@
             </w:pPr>
             <w:r>
               <w:rPr>
+                <w:rFonts w:ascii="Arial" w:hAnsi="Arial"/>
                 <w:sz w:val="18"/>
               </w:rPr>
               <w:t>•  SlowAPI (0.1.9) &amp; PyJWT (2.8.0) &amp; Passlib[bcrypt] (1.7.4): Ciberseguridad perimetral y autenticación.</w:t>
@@ -1138,6 +1208,7 @@
             </w:pPr>
             <w:r>
               <w:rPr>
+                <w:rFonts w:ascii="Arial" w:hAnsi="Arial"/>
                 <w:sz w:val="18"/>
               </w:rPr>
               <w:t>•  React 18.2 &amp; Vite 5.4: Frontend reactivo SPA moderno.</w:t>
@@ -1149,6 +1220,7 @@
             </w:pPr>
             <w:r>
               <w:rPr>
+                <w:rFonts w:ascii="Arial" w:hAnsi="Arial"/>
                 <w:sz w:val="18"/>
               </w:rPr>
               <w:t>•  Tailwind CSS v4.0: Sistema de estilos nativo y responsivo.</w:t>
@@ -1160,6 +1232,7 @@
             </w:pPr>
             <w:r>
               <w:rPr>
+                <w:rFonts w:ascii="Arial" w:hAnsi="Arial"/>
                 <w:sz w:val="18"/>
               </w:rPr>
               <w:t>•  n8n Engine: Orquestador visual de webhooks y automatización.</w:t>
@@ -1171,6 +1244,7 @@
             </w:pPr>
             <w:r>
               <w:rPr>
+                <w:rFonts w:ascii="Arial" w:hAnsi="Arial"/>
                 <w:sz w:val="18"/>
               </w:rPr>
               <w:t>•  Docker &amp; Docker Compose: Contenerización y despliegue modular.</w:t>
@@ -1308,6 +1382,7 @@
             </w:pPr>
             <w:r>
               <w:rPr>
+                <w:rFonts w:ascii="Arial" w:hAnsi="Arial"/>
                 <w:b/>
                 <w:color w:val="8C4614"/>
                 <w:sz w:val="20"/>
@@ -1321,6 +1396,7 @@
             </w:pPr>
             <w:r>
               <w:rPr>
+                <w:rFonts w:ascii="Arial" w:hAnsi="Arial"/>
                 <w:sz w:val="18"/>
               </w:rPr>
               <w:t>•  Sistema Operativo: Linux (Ubuntu 20.04+, Debian), Windows 10/11 (con WSL2) o macOS 12+.</w:t>
@@ -1332,6 +1408,7 @@
             </w:pPr>
             <w:r>
               <w:rPr>
+                <w:rFonts w:ascii="Arial" w:hAnsi="Arial"/>
                 <w:sz w:val="18"/>
               </w:rPr>
               <w:t>•  Memoria RAM: Mínimo 4 GB (8 GB recomendados para ejecutar la suite completa de contenedores).</w:t>
@@ -1343,6 +1420,7 @@
             </w:pPr>
             <w:r>
               <w:rPr>
+                <w:rFonts w:ascii="Arial" w:hAnsi="Arial"/>
                 <w:sz w:val="18"/>
               </w:rPr>
               <w:t>•  Almacenamiento: 5 GB de espacio libre en disco.</w:t>
@@ -1354,6 +1432,7 @@
             </w:pPr>
             <w:r>
               <w:rPr>
+                <w:rFonts w:ascii="Arial" w:hAnsi="Arial"/>
                 <w:sz w:val="18"/>
               </w:rPr>
               <w:t>•  Software base: Docker Engine v24.0+ y Docker Compose v2.20+.</w:t>
@@ -1365,6 +1444,7 @@
             </w:pPr>
             <w:r>
               <w:rPr>
+                <w:rFonts w:ascii="Arial" w:hAnsi="Arial"/>
                 <w:sz w:val="18"/>
               </w:rPr>
               <w:t>•  Navegador web compatible: Google Chrome, Microsoft Edge, Mozilla Firefox o Safari.</w:t>
@@ -1436,6 +1516,7 @@
             </w:pPr>
             <w:r>
               <w:rPr>
+                <w:rFonts w:ascii="Arial" w:hAnsi="Arial"/>
                 <w:b/>
                 <w:color w:val="8C4614"/>
                 <w:sz w:val="20"/>
@@ -1466,7 +1547,7 @@
               <w:br/>
               <w:t>cp frontend/.env.example frontend/.env</w:t>
               <w:br/>
-              <w:t># Editar backend/.env con su GROQ_API_KEY y GEMINI_API_KEY reales</w:t>
+              <w:t># Configurar GROQ_API_KEY y GEMINI_API_KEY reales en backend/.env</w:t>
               <w:br/>
               <w:br/>
               <w:t># 3. Compilar e iniciar la plataforma completa con Docker Compose</w:t>
@@ -1550,6 +1631,7 @@
             </w:pPr>
             <w:r>
               <w:rPr>
+                <w:rFonts w:ascii="Arial" w:hAnsi="Arial"/>
                 <w:b/>
                 <w:color w:val="8C4614"/>
                 <w:sz w:val="20"/>
@@ -1563,6 +1645,7 @@
             </w:pPr>
             <w:r>
               <w:rPr>
+                <w:rFonts w:ascii="Arial" w:hAnsi="Arial"/>
                 <w:sz w:val="18"/>
               </w:rPr>
               <w:t>•  Estudiante / Visitante: Accede a http://localhost:3000, despliega el chat flotante, realiza consultas sobre planes de estudio y costos 2026, y solicita atención humana en vivo si requiere asistencia personalizada.</w:t>
@@ -1574,6 +1657,7 @@
             </w:pPr>
             <w:r>
               <w:rPr>
+                <w:rFonts w:ascii="Arial" w:hAnsi="Arial"/>
                 <w:sz w:val="18"/>
               </w:rPr>
               <w:t>•  Asesor de Admisiones: Ingresa a http://localhost:3000/admin, consulta la bandeja de tickets pendientes, presiona [Tomar caso] para asignarse el estudiante, chatea en vivo mediante WebSockets con respuestas sugeridas y concluye con [Marcar Resuelto].</w:t>
@@ -1585,6 +1669,7 @@
             </w:pPr>
             <w:r>
               <w:rPr>
+                <w:rFonts w:ascii="Arial" w:hAnsi="Arial"/>
                 <w:sz w:val="18"/>
               </w:rPr>
               <w:t>•  Administrador / Supervisor: Audita en tiempo real los indicadores de cumplimiento SLA, CSAT y ahorro de costos LPU en el dashboard analítico; actualiza la base de conocimiento arrastrando nuevos documentos oficiales (.pdf, .docx) en la pestaña Base RAG.</w:t>
@@ -1645,6 +1730,7 @@
             </w:pPr>
             <w:r>
               <w:rPr>
+                <w:rFonts w:ascii="Arial" w:hAnsi="Arial"/>
                 <w:b/>
                 <w:color w:val="8C4614"/>
                 <w:sz w:val="20"/>
@@ -1658,6 +1744,7 @@
             </w:pPr>
             <w:r>
               <w:rPr>
+                <w:rFonts w:ascii="Arial" w:hAnsi="Arial"/>
                 <w:color w:val="1E1E1E"/>
                 <w:sz w:val="18"/>
               </w:rPr>
@@ -1672,8 +1759,8 @@
             <w:r>
               <w:drawing>
                 <wp:inline xmlns:a="http://schemas.openxmlformats.org/drawingml/2006/main" xmlns:pic="http://schemas.openxmlformats.org/drawingml/2006/picture">
-                  <wp:extent cx="4754880" cy="2971800"/>
-                  <wp:docPr id="1" name="Picture 1"/>
+                  <wp:extent cx="4023360" cy="2514600"/>
+                  <wp:docPr id="2" name="Picture 2"/>
                   <wp:cNvGraphicFramePr>
                     <a:graphicFrameLocks noChangeAspect="1"/>
                   </wp:cNvGraphicFramePr>
@@ -1685,7 +1772,7 @@
                           <pic:cNvPicPr/>
                         </pic:nvPicPr>
                         <pic:blipFill>
-                          <a:blip r:embed="rId9"/>
+                          <a:blip r:embed="rId10"/>
                           <a:stretch>
                             <a:fillRect/>
                           </a:stretch>
@@ -1693,7 +1780,7 @@
                         <pic:spPr>
                           <a:xfrm>
                             <a:off x="0" y="0"/>
-                            <a:ext cx="4754880" cy="2971800"/>
+                            <a:ext cx="4023360" cy="2514600"/>
                           </a:xfrm>
                           <a:prstGeom prst="rect"/>
                         </pic:spPr>
@@ -1711,9 +1798,10 @@
             </w:pPr>
             <w:r>
               <w:rPr>
+                <w:rFonts w:ascii="Arial" w:hAnsi="Arial"/>
                 <w:i/>
                 <w:color w:val="5A5A5A"/>
-                <w:sz w:val="16"/>
+                <w:sz w:val="17"/>
               </w:rPr>
               <w:t>Figura 1: Portal Web Público Institucional</w:t>
             </w:r>
@@ -1726,8 +1814,8 @@
             <w:r>
               <w:drawing>
                 <wp:inline xmlns:a="http://schemas.openxmlformats.org/drawingml/2006/main" xmlns:pic="http://schemas.openxmlformats.org/drawingml/2006/picture">
-                  <wp:extent cx="4754880" cy="2971800"/>
-                  <wp:docPr id="2" name="Picture 2"/>
+                  <wp:extent cx="4023360" cy="2514600"/>
+                  <wp:docPr id="3" name="Picture 3"/>
                   <wp:cNvGraphicFramePr>
                     <a:graphicFrameLocks noChangeAspect="1"/>
                   </wp:cNvGraphicFramePr>
@@ -1739,7 +1827,7 @@
                           <pic:cNvPicPr/>
                         </pic:nvPicPr>
                         <pic:blipFill>
-                          <a:blip r:embed="rId10"/>
+                          <a:blip r:embed="rId11"/>
                           <a:stretch>
                             <a:fillRect/>
                           </a:stretch>
@@ -1747,7 +1835,7 @@
                         <pic:spPr>
                           <a:xfrm>
                             <a:off x="0" y="0"/>
-                            <a:ext cx="4754880" cy="2971800"/>
+                            <a:ext cx="4023360" cy="2514600"/>
                           </a:xfrm>
                           <a:prstGeom prst="rect"/>
                         </pic:spPr>
@@ -1765,9 +1853,10 @@
             </w:pPr>
             <w:r>
               <w:rPr>
+                <w:rFonts w:ascii="Arial" w:hAnsi="Arial"/>
                 <w:i/>
                 <w:color w:val="5A5A5A"/>
-                <w:sz w:val="16"/>
+                <w:sz w:val="17"/>
               </w:rPr>
               <w:t>Figura 2: Widget Conversacional Inteligente con Respuesta RAG</w:t>
             </w:r>
@@ -1780,8 +1869,8 @@
             <w:r>
               <w:drawing>
                 <wp:inline xmlns:a="http://schemas.openxmlformats.org/drawingml/2006/main" xmlns:pic="http://schemas.openxmlformats.org/drawingml/2006/picture">
-                  <wp:extent cx="4754880" cy="2971800"/>
-                  <wp:docPr id="3" name="Picture 3"/>
+                  <wp:extent cx="4023360" cy="2514600"/>
+                  <wp:docPr id="4" name="Picture 4"/>
                   <wp:cNvGraphicFramePr>
                     <a:graphicFrameLocks noChangeAspect="1"/>
                   </wp:cNvGraphicFramePr>
@@ -1793,7 +1882,7 @@
                           <pic:cNvPicPr/>
                         </pic:nvPicPr>
                         <pic:blipFill>
-                          <a:blip r:embed="rId11"/>
+                          <a:blip r:embed="rId12"/>
                           <a:stretch>
                             <a:fillRect/>
                           </a:stretch>
@@ -1801,7 +1890,7 @@
                         <pic:spPr>
                           <a:xfrm>
                             <a:off x="0" y="0"/>
-                            <a:ext cx="4754880" cy="2971800"/>
+                            <a:ext cx="4023360" cy="2514600"/>
                           </a:xfrm>
                           <a:prstGeom prst="rect"/>
                         </pic:spPr>
@@ -1819,9 +1908,10 @@
             </w:pPr>
             <w:r>
               <w:rPr>
+                <w:rFonts w:ascii="Arial" w:hAnsi="Arial"/>
                 <w:i/>
                 <w:color w:val="5A5A5A"/>
-                <w:sz w:val="16"/>
+                <w:sz w:val="17"/>
               </w:rPr>
               <w:t>Figura 3: Formulario Seguro de Autenticación de Asesores</w:t>
             </w:r>
@@ -1834,8 +1924,8 @@
             <w:r>
               <w:drawing>
                 <wp:inline xmlns:a="http://schemas.openxmlformats.org/drawingml/2006/main" xmlns:pic="http://schemas.openxmlformats.org/drawingml/2006/picture">
-                  <wp:extent cx="4754880" cy="2971800"/>
-                  <wp:docPr id="4" name="Picture 4"/>
+                  <wp:extent cx="4023360" cy="2514600"/>
+                  <wp:docPr id="5" name="Picture 5"/>
                   <wp:cNvGraphicFramePr>
                     <a:graphicFrameLocks noChangeAspect="1"/>
                   </wp:cNvGraphicFramePr>
@@ -1847,7 +1937,7 @@
                           <pic:cNvPicPr/>
                         </pic:nvPicPr>
                         <pic:blipFill>
-                          <a:blip r:embed="rId12"/>
+                          <a:blip r:embed="rId13"/>
                           <a:stretch>
                             <a:fillRect/>
                           </a:stretch>
@@ -1855,7 +1945,7 @@
                         <pic:spPr>
                           <a:xfrm>
                             <a:off x="0" y="0"/>
-                            <a:ext cx="4754880" cy="2971800"/>
+                            <a:ext cx="4023360" cy="2514600"/>
                           </a:xfrm>
                           <a:prstGeom prst="rect"/>
                         </pic:spPr>
@@ -1873,9 +1963,10 @@
             </w:pPr>
             <w:r>
               <w:rPr>
+                <w:rFonts w:ascii="Arial" w:hAnsi="Arial"/>
                 <w:i/>
                 <w:color w:val="5A5A5A"/>
-                <w:sz w:val="16"/>
+                <w:sz w:val="17"/>
               </w:rPr>
               <w:t>Figura 4: Consola de Atención y Bandeja de Chats en Vivo</w:t>
             </w:r>
@@ -1888,8 +1979,8 @@
             <w:r>
               <w:drawing>
                 <wp:inline xmlns:a="http://schemas.openxmlformats.org/drawingml/2006/main" xmlns:pic="http://schemas.openxmlformats.org/drawingml/2006/picture">
-                  <wp:extent cx="4754880" cy="2971800"/>
-                  <wp:docPr id="5" name="Picture 5"/>
+                  <wp:extent cx="4023360" cy="2514600"/>
+                  <wp:docPr id="6" name="Picture 6"/>
                   <wp:cNvGraphicFramePr>
                     <a:graphicFrameLocks noChangeAspect="1"/>
                   </wp:cNvGraphicFramePr>
@@ -1901,7 +1992,7 @@
                           <pic:cNvPicPr/>
                         </pic:nvPicPr>
                         <pic:blipFill>
-                          <a:blip r:embed="rId13"/>
+                          <a:blip r:embed="rId14"/>
                           <a:stretch>
                             <a:fillRect/>
                           </a:stretch>
@@ -1909,7 +2000,7 @@
                         <pic:spPr>
                           <a:xfrm>
                             <a:off x="0" y="0"/>
-                            <a:ext cx="4754880" cy="2971800"/>
+                            <a:ext cx="4023360" cy="2514600"/>
                           </a:xfrm>
                           <a:prstGeom prst="rect"/>
                         </pic:spPr>
@@ -1927,9 +2018,10 @@
             </w:pPr>
             <w:r>
               <w:rPr>
+                <w:rFonts w:ascii="Arial" w:hAnsi="Arial"/>
                 <w:i/>
                 <w:color w:val="5A5A5A"/>
-                <w:sz w:val="16"/>
+                <w:sz w:val="17"/>
               </w:rPr>
               <w:t>Figura 5: Tablero Ejecutivo de Métricas y Cumplimiento de SLA</w:t>
             </w:r>
@@ -1942,8 +2034,8 @@
             <w:r>
               <w:drawing>
                 <wp:inline xmlns:a="http://schemas.openxmlformats.org/drawingml/2006/main" xmlns:pic="http://schemas.openxmlformats.org/drawingml/2006/picture">
-                  <wp:extent cx="4754880" cy="2971800"/>
-                  <wp:docPr id="6" name="Picture 6"/>
+                  <wp:extent cx="4023360" cy="2514600"/>
+                  <wp:docPr id="7" name="Picture 7"/>
                   <wp:cNvGraphicFramePr>
                     <a:graphicFrameLocks noChangeAspect="1"/>
                   </wp:cNvGraphicFramePr>
@@ -1955,7 +2047,7 @@
                           <pic:cNvPicPr/>
                         </pic:nvPicPr>
                         <pic:blipFill>
-                          <a:blip r:embed="rId14"/>
+                          <a:blip r:embed="rId15"/>
                           <a:stretch>
                             <a:fillRect/>
                           </a:stretch>
@@ -1963,7 +2055,7 @@
                         <pic:spPr>
                           <a:xfrm>
                             <a:off x="0" y="0"/>
-                            <a:ext cx="4754880" cy="2971800"/>
+                            <a:ext cx="4023360" cy="2514600"/>
                           </a:xfrm>
                           <a:prstGeom prst="rect"/>
                         </pic:spPr>
@@ -1981,9 +2073,10 @@
             </w:pPr>
             <w:r>
               <w:rPr>
+                <w:rFonts w:ascii="Arial" w:hAnsi="Arial"/>
                 <w:i/>
                 <w:color w:val="5A5A5A"/>
-                <w:sz w:val="16"/>
+                <w:sz w:val="17"/>
               </w:rPr>
               <w:t>Figura 6: Módulo de Carga e Indexación de Documentos Curriculares</w:t>
             </w:r>
@@ -2078,6 +2171,7 @@
             </w:pPr>
             <w:r>
               <w:rPr>
+                <w:rFonts w:ascii="Arial" w:hAnsi="Arial"/>
                 <w:b/>
                 <w:color w:val="8C4614"/>
                 <w:sz w:val="20"/>
@@ -2091,6 +2185,7 @@
             </w:pPr>
             <w:r>
               <w:rPr>
+                <w:rFonts w:ascii="Arial" w:hAnsi="Arial"/>
                 <w:sz w:val="18"/>
               </w:rPr>
               <w:t>•  URL del Repositorio: https://github.com/Brxynxr/PruebaDesempe-oAI.git</w:t>
@@ -2102,6 +2197,7 @@
             </w:pPr>
             <w:r>
               <w:rPr>
+                <w:rFonts w:ascii="Arial" w:hAnsi="Arial"/>
                 <w:sz w:val="18"/>
               </w:rPr>
               <w:t>•  Rama Principal: main</w:t>
@@ -2113,6 +2209,7 @@
             </w:pPr>
             <w:r>
               <w:rPr>
+                <w:rFonts w:ascii="Arial" w:hAnsi="Arial"/>
                 <w:sz w:val="18"/>
               </w:rPr>
               <w:t>•  Historial de Versiones: Commits atómicos estructurados bajo la convención Conventional Commits (feat, fix, docs, chore).</w:t>
@@ -2124,6 +2221,7 @@
             </w:pPr>
             <w:r>
               <w:rPr>
+                <w:rFonts w:ascii="Arial" w:hAnsi="Arial"/>
                 <w:sz w:val="18"/>
               </w:rPr>
               <w:t>•  Estatus de Integración Continua: 47/47 tests unitarios pasando exitosamente en Pytest y build de frontend verificado en 2.8s.</w:t>
@@ -2184,6 +2282,7 @@
             </w:pPr>
             <w:r>
               <w:rPr>
+                <w:rFonts w:ascii="Arial" w:hAnsi="Arial"/>
                 <w:b/>
                 <w:color w:val="8C4614"/>
                 <w:sz w:val="20"/>
@@ -2197,6 +2296,7 @@
             </w:pPr>
             <w:r>
               <w:rPr>
+                <w:rFonts w:ascii="Arial" w:hAnsi="Arial"/>
                 <w:sz w:val="18"/>
               </w:rPr>
               <w:t>•  Backend Completo: Totalmente implementado en Python/FastAPI dentro del directorio backend/, incluyendo controladores, middlewares de seguridad, servicios de inferencia y modelos.</w:t>
@@ -2208,6 +2308,7 @@
             </w:pPr>
             <w:r>
               <w:rPr>
+                <w:rFonts w:ascii="Arial" w:hAnsi="Arial"/>
                 <w:sz w:val="18"/>
               </w:rPr>
               <w:t>•  Frontend Completo: Código fuente nativo en React 18 / Vite 5 en frontend/src/, con componentes accesibles y estilos optimizados en Tailwind v4.</w:t>
@@ -2219,6 +2320,7 @@
             </w:pPr>
             <w:r>
               <w:rPr>
+                <w:rFonts w:ascii="Arial" w:hAnsi="Arial"/>
                 <w:sz w:val="18"/>
               </w:rPr>
               <w:t>•  Automatizaciones n8n: 4 flujos declarativos completos en n8n/ listos para importación.</w:t>
@@ -2230,6 +2332,7 @@
             </w:pPr>
             <w:r>
               <w:rPr>
+                <w:rFonts w:ascii="Arial" w:hAnsi="Arial"/>
                 <w:sz w:val="18"/>
               </w:rPr>
               <w:t>•  Archivos de Configuración: docker-compose.yml, render.yaml, Dockerfiles y archivos de requerimientos.</w:t>
@@ -2291,6 +2394,7 @@
             </w:pPr>
             <w:r>
               <w:rPr>
+                <w:rFonts w:ascii="Arial" w:hAnsi="Arial"/>
                 <w:b/>
                 <w:color w:val="8C4614"/>
                 <w:sz w:val="20"/>
@@ -2314,9 +2418,9 @@
               <w:br/>
               <w:t xml:space="preserve">    session_id VARCHAR(100) NOT NULL UNIQUE,</w:t>
               <w:br/>
-              <w:t xml:space="preserve">    idioma VARCHAR(10) NOT NULL DEFAULT 'es',</w:t>
-              <w:br/>
-              <w:t xml:space="preserve">    estado VARCHAR(30) NOT NULL DEFAULT 'bot',</w:t>
+              <w:t xml:space="preserve">    idioma VARCHAR(10) NOT NULL DEFAULT es,</w:t>
+              <w:br/>
+              <w:t xml:space="preserve">    estado VARCHAR(30) NOT NULL DEFAULT bot,</w:t>
               <w:br/>
               <w:t xml:space="preserve">    agente_asignado VARCHAR(100) NULL,</w:t>
               <w:br/>
@@ -2358,7 +2462,7 @@
               <w:br/>
               <w:t xml:space="preserve">    full_name VARCHAR(100) NULL,</w:t>
               <w:br/>
-              <w:t xml:space="preserve">    role VARCHAR(20) NOT NULL DEFAULT 'asesor',</w:t>
+              <w:t xml:space="preserve">    role VARCHAR(20) NOT NULL DEFAULT asesor,</w:t>
               <w:br/>
               <w:t xml:space="preserve">    is_active BOOLEAN NOT NULL DEFAULT TRUE,</w:t>
               <w:br/>
@@ -2426,6 +2530,7 @@
             </w:pPr>
             <w:r>
               <w:rPr>
+                <w:rFonts w:ascii="Arial" w:hAnsi="Arial"/>
                 <w:b/>
                 <w:color w:val="8C4614"/>
                 <w:sz w:val="20"/>
@@ -2439,6 +2544,7 @@
             </w:pPr>
             <w:r>
               <w:rPr>
+                <w:rFonts w:ascii="Arial" w:hAnsi="Arial"/>
                 <w:sz w:val="18"/>
               </w:rPr>
               <w:t>•  Frontend Web: http://localhost:3000 (Portal institucional y chat en vivo).</w:t>
@@ -2450,6 +2556,7 @@
             </w:pPr>
             <w:r>
               <w:rPr>
+                <w:rFonts w:ascii="Arial" w:hAnsi="Arial"/>
                 <w:sz w:val="18"/>
               </w:rPr>
               <w:t>•  Consola Administrativa: http://localhost:3000/admin (Gestión de casos, métricas y base RAG).</w:t>
@@ -2461,6 +2568,7 @@
             </w:pPr>
             <w:r>
               <w:rPr>
+                <w:rFonts w:ascii="Arial" w:hAnsi="Arial"/>
                 <w:sz w:val="18"/>
               </w:rPr>
               <w:t>•  Swagger UI / Documentación API: http://localhost:8000/docs (Especificación interactiva OpenAPI).</w:t>
@@ -2472,6 +2580,7 @@
             </w:pPr>
             <w:r>
               <w:rPr>
+                <w:rFonts w:ascii="Arial" w:hAnsi="Arial"/>
                 <w:sz w:val="18"/>
               </w:rPr>
               <w:t>•  Sonda de Salud: http://localhost:8000/api/v1/health (Health check para balanceadores de carga).</w:t>
@@ -2483,6 +2592,7 @@
             </w:pPr>
             <w:r>
               <w:rPr>
+                <w:rFonts w:ascii="Arial" w:hAnsi="Arial"/>
                 <w:sz w:val="18"/>
               </w:rPr>
               <w:t>•  Consola n8n: http://localhost:5678 (Monitor de flujos y webhooks de Telegram).</w:t>
@@ -2494,6 +2604,7 @@
             </w:pPr>
             <w:r>
               <w:rPr>
+                <w:rFonts w:ascii="Arial" w:hAnsi="Arial"/>
                 <w:sz w:val="18"/>
               </w:rPr>
               <w:t>•  Despliegue en la Nube: Configuración validada y lista para Render con PostgreSQL mediante render.yaml.</w:t>
@@ -2522,41 +2633,109 @@
     </w:p>
     <w:p>
       <w:pPr>
-        <w:spacing w:after="0" w:line="240" w:lineRule="auto"/>
+        <w:spacing w:after="40" w:line="240" w:lineRule="auto" w:before="120"/>
         <w:rPr>
           <w:rFonts w:ascii="Arial" w:eastAsia="Times New Roman" w:hAnsi="Arial" w:cs="Arial"/>
           <w:b/>
           <w:lang w:eastAsia="es-CO"/>
         </w:rPr>
       </w:pPr>
+      <w:r/>
       <w:r>
-        <w:t>Firma: Breyner De Jesus Manga Arias</w:t>
+        <w:rPr>
+          <w:rFonts w:ascii="Arial" w:hAnsi="Arial"/>
+          <w:b/>
+          <w:sz w:val="20"/>
+        </w:rPr>
+        <w:t xml:space="preserve">Firma:  </w:t>
+      </w:r>
+      <w:r>
+        <w:drawing>
+          <wp:inline xmlns:a="http://schemas.openxmlformats.org/drawingml/2006/main" xmlns:pic="http://schemas.openxmlformats.org/drawingml/2006/picture">
+            <wp:extent cx="1280160" cy="750953"/>
+            <wp:docPr id="1" name="Picture 1"/>
+            <wp:cNvGraphicFramePr>
+              <a:graphicFrameLocks noChangeAspect="1"/>
+            </wp:cNvGraphicFramePr>
+            <a:graphic>
+              <a:graphicData uri="http://schemas.openxmlformats.org/drawingml/2006/picture">
+                <pic:pic>
+                  <pic:nvPicPr>
+                    <pic:cNvPr id="0" name="firma_limpia.png"/>
+                    <pic:cNvPicPr/>
+                  </pic:nvPicPr>
+                  <pic:blipFill>
+                    <a:blip r:embed="rId9"/>
+                    <a:stretch>
+                      <a:fillRect/>
+                    </a:stretch>
+                  </pic:blipFill>
+                  <pic:spPr>
+                    <a:xfrm>
+                      <a:off x="0" y="0"/>
+                      <a:ext cx="1280160" cy="750953"/>
+                    </a:xfrm>
+                    <a:prstGeom prst="rect"/>
+                  </pic:spPr>
+                </pic:pic>
+              </a:graphicData>
+            </a:graphic>
+          </wp:inline>
+        </w:drawing>
       </w:r>
     </w:p>
     <w:p>
       <w:pPr>
-        <w:spacing w:after="0" w:line="240" w:lineRule="auto"/>
+        <w:spacing w:after="40" w:line="240" w:lineRule="auto" w:before="80"/>
         <w:rPr>
           <w:rFonts w:ascii="Arial" w:eastAsia="Times New Roman" w:hAnsi="Arial" w:cs="Arial"/>
           <w:b/>
           <w:lang w:eastAsia="es-CO"/>
         </w:rPr>
       </w:pPr>
+      <w:r/>
       <w:r>
-        <w:t>Nombres y Apellidos del candidato: Breyner De Jesus Manga Arias</w:t>
+        <w:rPr>
+          <w:rFonts w:ascii="Arial" w:hAnsi="Arial"/>
+          <w:b/>
+          <w:sz w:val="20"/>
+        </w:rPr>
+        <w:t xml:space="preserve">Nombres y Apellidos del candidato: </w:t>
+      </w:r>
+      <w:r>
+        <w:rPr>
+          <w:rFonts w:ascii="Arial" w:hAnsi="Arial"/>
+          <w:b w:val="0"/>
+          <w:sz w:val="20"/>
+        </w:rPr>
+        <w:t>Breyner De Jesus Manga Arias</w:t>
       </w:r>
     </w:p>
     <w:p>
       <w:pPr>
-        <w:spacing w:after="0" w:line="240" w:lineRule="auto"/>
+        <w:spacing w:after="80" w:line="240" w:lineRule="auto" w:before="40"/>
         <w:rPr>
           <w:rFonts w:ascii="Arial" w:eastAsia="Times New Roman" w:hAnsi="Arial" w:cs="Arial"/>
           <w:b/>
           <w:lang w:eastAsia="es-CO"/>
         </w:rPr>
       </w:pPr>
+      <w:r/>
       <w:r>
-        <w:t>Documento: 1043668249</w:t>
+        <w:rPr>
+          <w:rFonts w:ascii="Arial" w:hAnsi="Arial"/>
+          <w:b/>
+          <w:sz w:val="20"/>
+        </w:rPr>
+        <w:t xml:space="preserve">Documento: </w:t>
+      </w:r>
+      <w:r>
+        <w:rPr>
+          <w:rFonts w:ascii="Arial" w:hAnsi="Arial"/>
+          <w:b w:val="0"/>
+          <w:sz w:val="20"/>
+        </w:rPr>
+        <w:t>1043668249</w:t>
       </w:r>
     </w:p>
     <w:p>
